--- a/이력서/박신우_이력서.docx
+++ b/이력서/박신우_이력서.docx
@@ -1428,6 +1428,302 @@
         </w:tc>
       </w:tr>
     </w:tbl>
+    <w:p>
+      <w:pPr>
+        <w:jc w:val="left"/>
+        <w:spacing w:after="100" w:before="160"/>
+      </w:pPr>
+      <w:r>
+        <w:rPr>
+          <w:rFonts w:ascii="맑은 고딕" w:eastAsia="맑은 고딕" w:hAnsi="맑은 고딕"/>
+          <w:b/>
+          <w:color w:val="000000"/>
+          <w:sz w:val="19"/>
+        </w:rPr>
+      </w:r>
+      <w:r>
+        <w:rPr>
+          <w:b/>
+        </w:rPr>
+        <w:t>자격사항</w:t>
+      </w:r>
+    </w:p>
+    <w:tbl>
+      <w:tblPr>
+        <w:tblW w:w="10205" w:type="dxa"/>
+        <w:tblInd w:w="0" w:type="dxa"/>
+        <w:tblLook w:val="04A0" w:firstRow="1" w:lastRow="0" w:firstColumn="1" w:lastColumn="0" w:noHBand="0" w:noVBand="1"/>
+        <w:jc w:val="center"/>
+        <w:tblLayout w:type="fixed"/>
+      </w:tblPr>
+      <w:tblGrid>
+        <w:gridCol w:w="2778"/>
+        <w:gridCol w:w="2778"/>
+        <w:gridCol w:w="2381"/>
+        <w:gridCol w:w="2268"/>
+      </w:tblGrid>
+      <w:tr>
+        <w:trPr>
+          <w:trHeight w:val="351" w:hRule="atLeast"/>
+        </w:trPr>
+        <w:tc>
+          <w:tcPr>
+            <w:tcW w:w="2778" w:type="dxa"/>
+            <w:tcBorders>
+              <w:top w:val="single" w:sz="4" w:space="0" w:color="BFBFBF"/>
+              <w:left w:val="single" w:sz="4" w:space="0" w:color="BFBFBF"/>
+              <w:bottom w:val="single" w:sz="4" w:space="0" w:color="BFBFBF"/>
+              <w:right w:val="single" w:sz="4" w:space="0" w:color="BFBFBF"/>
+            </w:tcBorders>
+            <w:shd w:val="clear" w:color="auto" w:fill="F3F3F3"/>
+            <w:tcMar>
+              <w:top w:w="90" w:type="dxa"/>
+              <w:bottom w:w="90" w:type="dxa"/>
+            </w:tcMar>
+            <w:vAlign w:val="center"/>
+          </w:tcPr>
+          <w:p>
+            <w:pPr>
+              <w:jc w:val="center"/>
+              <w:spacing w:after="0" w:before="0" w:line="264" w:lineRule="auto"/>
+            </w:pPr>
+            <w:r>
+              <w:rPr>
+                <w:rFonts w:ascii="맑은 고딕" w:eastAsia="맑은 고딕" w:hAnsi="맑은 고딕"/>
+                <w:b/>
+                <w:color w:val="000000"/>
+                <w:sz w:val="17"/>
+              </w:rPr>
+              <w:t>자격명</w:t>
+            </w:r>
+          </w:p>
+        </w:tc>
+        <w:tc>
+          <w:tcPr>
+            <w:tcW w:w="2778" w:type="dxa"/>
+            <w:tcBorders>
+              <w:top w:val="single" w:sz="4" w:space="0" w:color="BFBFBF"/>
+              <w:left w:val="single" w:sz="4" w:space="0" w:color="BFBFBF"/>
+              <w:bottom w:val="single" w:sz="4" w:space="0" w:color="BFBFBF"/>
+              <w:right w:val="single" w:sz="4" w:space="0" w:color="BFBFBF"/>
+            </w:tcBorders>
+            <w:shd w:val="clear" w:color="auto" w:fill="F3F3F3"/>
+            <w:tcMar>
+              <w:top w:w="90" w:type="dxa"/>
+              <w:bottom w:w="90" w:type="dxa"/>
+            </w:tcMar>
+            <w:vAlign w:val="center"/>
+          </w:tcPr>
+          <w:p>
+            <w:pPr>
+              <w:jc w:val="center"/>
+              <w:spacing w:after="0" w:before="0" w:line="264" w:lineRule="auto"/>
+            </w:pPr>
+            <w:r>
+              <w:rPr>
+                <w:rFonts w:ascii="맑은 고딕" w:eastAsia="맑은 고딕" w:hAnsi="맑은 고딕"/>
+                <w:b/>
+                <w:color w:val="000000"/>
+                <w:sz w:val="17"/>
+              </w:rPr>
+              <w:t>취득 등급</w:t>
+            </w:r>
+          </w:p>
+        </w:tc>
+        <w:tc>
+          <w:tcPr>
+            <w:tcW w:w="2381" w:type="dxa"/>
+            <w:tcBorders>
+              <w:top w:val="single" w:sz="4" w:space="0" w:color="BFBFBF"/>
+              <w:left w:val="single" w:sz="4" w:space="0" w:color="BFBFBF"/>
+              <w:bottom w:val="single" w:sz="4" w:space="0" w:color="BFBFBF"/>
+              <w:right w:val="single" w:sz="4" w:space="0" w:color="BFBFBF"/>
+            </w:tcBorders>
+            <w:shd w:val="clear" w:color="auto" w:fill="F3F3F3"/>
+            <w:tcMar>
+              <w:top w:w="90" w:type="dxa"/>
+              <w:bottom w:w="90" w:type="dxa"/>
+            </w:tcMar>
+            <w:vAlign w:val="center"/>
+          </w:tcPr>
+          <w:p>
+            <w:pPr>
+              <w:jc w:val="center"/>
+              <w:spacing w:after="0" w:before="0" w:line="264" w:lineRule="auto"/>
+            </w:pPr>
+            <w:r>
+              <w:rPr>
+                <w:rFonts w:ascii="맑은 고딕" w:eastAsia="맑은 고딕" w:hAnsi="맑은 고딕"/>
+                <w:b/>
+                <w:color w:val="000000"/>
+                <w:sz w:val="17"/>
+              </w:rPr>
+              <w:t>취득 여부</w:t>
+            </w:r>
+          </w:p>
+        </w:tc>
+        <w:tc>
+          <w:tcPr>
+            <w:tcW w:w="2268" w:type="dxa"/>
+            <w:tcBorders>
+              <w:top w:val="single" w:sz="4" w:space="0" w:color="BFBFBF"/>
+              <w:left w:val="single" w:sz="4" w:space="0" w:color="BFBFBF"/>
+              <w:bottom w:val="single" w:sz="4" w:space="0" w:color="BFBFBF"/>
+              <w:right w:val="single" w:sz="4" w:space="0" w:color="BFBFBF"/>
+            </w:tcBorders>
+            <w:shd w:val="clear" w:color="auto" w:fill="F3F3F3"/>
+            <w:tcMar>
+              <w:top w:w="90" w:type="dxa"/>
+              <w:bottom w:w="90" w:type="dxa"/>
+            </w:tcMar>
+            <w:vAlign w:val="center"/>
+          </w:tcPr>
+          <w:p>
+            <w:pPr>
+              <w:jc w:val="center"/>
+              <w:spacing w:after="0" w:before="0" w:line="264" w:lineRule="auto"/>
+            </w:pPr>
+            <w:r>
+              <w:rPr>
+                <w:rFonts w:ascii="맑은 고딕" w:eastAsia="맑은 고딕" w:hAnsi="맑은 고딕"/>
+                <w:b/>
+                <w:color w:val="000000"/>
+                <w:sz w:val="17"/>
+              </w:rPr>
+              <w:t>비고</w:t>
+            </w:r>
+          </w:p>
+        </w:tc>
+      </w:tr>
+      <w:tr>
+        <w:trPr>
+          <w:trHeight w:val="351" w:hRule="atLeast"/>
+        </w:trPr>
+        <w:tc>
+          <w:tcPr>
+            <w:tcW w:w="2778" w:type="dxa"/>
+            <w:tcBorders>
+              <w:top w:val="single" w:sz="4" w:space="0" w:color="BFBFBF"/>
+              <w:left w:val="single" w:sz="4" w:space="0" w:color="BFBFBF"/>
+              <w:bottom w:val="single" w:sz="4" w:space="0" w:color="BFBFBF"/>
+              <w:right w:val="single" w:sz="4" w:space="0" w:color="BFBFBF"/>
+            </w:tcBorders>
+            <w:tcMar>
+              <w:top w:w="90" w:type="dxa"/>
+              <w:bottom w:w="90" w:type="dxa"/>
+            </w:tcMar>
+            <w:vAlign w:val="center"/>
+          </w:tcPr>
+          <w:p>
+            <w:pPr>
+              <w:jc w:val="center"/>
+              <w:spacing w:after="0" w:before="0" w:line="264" w:lineRule="auto"/>
+            </w:pPr>
+            <w:r>
+              <w:rPr>
+                <w:rFonts w:ascii="맑은 고딕" w:eastAsia="맑은 고딕" w:hAnsi="맑은 고딕"/>
+                <w:b w:val="0"/>
+                <w:color w:val="000000"/>
+                <w:sz w:val="17"/>
+              </w:rPr>
+              <w:t>PCCP</w:t>
+            </w:r>
+          </w:p>
+        </w:tc>
+        <w:tc>
+          <w:tcPr>
+            <w:tcW w:w="2778" w:type="dxa"/>
+            <w:tcBorders>
+              <w:top w:val="single" w:sz="4" w:space="0" w:color="BFBFBF"/>
+              <w:left w:val="single" w:sz="4" w:space="0" w:color="BFBFBF"/>
+              <w:bottom w:val="single" w:sz="4" w:space="0" w:color="BFBFBF"/>
+              <w:right w:val="single" w:sz="4" w:space="0" w:color="BFBFBF"/>
+            </w:tcBorders>
+            <w:tcMar>
+              <w:top w:w="90" w:type="dxa"/>
+              <w:bottom w:w="90" w:type="dxa"/>
+            </w:tcMar>
+            <w:vAlign w:val="center"/>
+          </w:tcPr>
+          <w:p>
+            <w:pPr>
+              <w:jc w:val="center"/>
+              <w:spacing w:after="0" w:before="0" w:line="264" w:lineRule="auto"/>
+            </w:pPr>
+            <w:r>
+              <w:rPr>
+                <w:rFonts w:ascii="맑은 고딕" w:eastAsia="맑은 고딕" w:hAnsi="맑은 고딕"/>
+                <w:b w:val="0"/>
+                <w:color w:val="000000"/>
+                <w:sz w:val="17"/>
+              </w:rPr>
+              <w:t>Level 3</w:t>
+            </w:r>
+          </w:p>
+        </w:tc>
+        <w:tc>
+          <w:tcPr>
+            <w:tcW w:w="2381" w:type="dxa"/>
+            <w:tcBorders>
+              <w:top w:val="single" w:sz="4" w:space="0" w:color="BFBFBF"/>
+              <w:left w:val="single" w:sz="4" w:space="0" w:color="BFBFBF"/>
+              <w:bottom w:val="single" w:sz="4" w:space="0" w:color="BFBFBF"/>
+              <w:right w:val="single" w:sz="4" w:space="0" w:color="BFBFBF"/>
+            </w:tcBorders>
+            <w:tcMar>
+              <w:top w:w="90" w:type="dxa"/>
+              <w:bottom w:w="90" w:type="dxa"/>
+            </w:tcMar>
+            <w:vAlign w:val="center"/>
+          </w:tcPr>
+          <w:p>
+            <w:pPr>
+              <w:jc w:val="center"/>
+              <w:spacing w:after="0" w:before="0" w:line="264" w:lineRule="auto"/>
+            </w:pPr>
+            <w:r>
+              <w:rPr>
+                <w:rFonts w:ascii="맑은 고딕" w:eastAsia="맑은 고딕" w:hAnsi="맑은 고딕"/>
+                <w:b w:val="0"/>
+                <w:color w:val="000000"/>
+                <w:sz w:val="17"/>
+              </w:rPr>
+              <w:t>취득</w:t>
+            </w:r>
+          </w:p>
+        </w:tc>
+        <w:tc>
+          <w:tcPr>
+            <w:tcW w:w="2268" w:type="dxa"/>
+            <w:tcBorders>
+              <w:top w:val="single" w:sz="4" w:space="0" w:color="BFBFBF"/>
+              <w:left w:val="single" w:sz="4" w:space="0" w:color="BFBFBF"/>
+              <w:bottom w:val="single" w:sz="4" w:space="0" w:color="BFBFBF"/>
+              <w:right w:val="single" w:sz="4" w:space="0" w:color="BFBFBF"/>
+            </w:tcBorders>
+            <w:tcMar>
+              <w:top w:w="90" w:type="dxa"/>
+              <w:bottom w:w="90" w:type="dxa"/>
+            </w:tcMar>
+            <w:vAlign w:val="center"/>
+          </w:tcPr>
+          <w:p>
+            <w:pPr>
+              <w:jc w:val="center"/>
+              <w:spacing w:after="0" w:before="0" w:line="264" w:lineRule="auto"/>
+            </w:pPr>
+            <w:r>
+              <w:rPr>
+                <w:rFonts w:ascii="맑은 고딕" w:eastAsia="맑은 고딕" w:hAnsi="맑은 고딕"/>
+                <w:b w:val="0"/>
+                <w:color w:val="000000"/>
+                <w:sz w:val="17"/>
+              </w:rPr>
+            </w:r>
+          </w:p>
+        </w:tc>
+      </w:tr>
+    </w:tbl>
     <w:p/>
     <w:sectPr>
       <w:pgSz w:w="11906" w:h="16838"/>
